--- a/fuentes/CFA2_13530528_DU.docx
+++ b/fuentes/CFA2_13530528_DU.docx
@@ -95,7 +95,7 @@
               </wp:anchor>
             </w:drawing>
           </mc:Choice>
-          <mc:Fallback xmlns:oel="http://schemas.microsoft.com/office/2019/extlst" xmlns:w16du="http://schemas.microsoft.com/office/word/2023/wordml/word16du" xmlns:w16sdtfl="http://schemas.microsoft.com/office/word/2024/wordml/sdtformatlock">
+          <mc:Fallback xmlns:w16sdtfl="http://schemas.microsoft.com/office/word/2024/wordml/sdtformatlock" xmlns:w16du="http://schemas.microsoft.com/office/word/2023/wordml/word16du" xmlns:oel="http://schemas.microsoft.com/office/2019/extlst">
             <w:pict>
               <v:rect w14:anchorId="46EF8E65" id="Rectángulo 3" o:spid="_x0000_s1026" alt="&quot;&quot;" style="position:absolute;margin-left:0;margin-top:31.3pt;width:616.85pt;height:192.75pt;z-index:-251655168;visibility:visible;mso-wrap-style:square;mso-width-percent:0;mso-height-percent:0;mso-wrap-distance-left:9pt;mso-wrap-distance-top:0;mso-wrap-distance-right:9pt;mso-wrap-distance-bottom:0;mso-position-horizontal:left;mso-position-horizontal-relative:page;mso-position-vertical:absolute;mso-position-vertical-relative:text;mso-width-percent:0;mso-height-percent:0;mso-width-relative:margin;mso-height-relative:margin;v-text-anchor:middle" o:gfxdata="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" fillcolor="#00314d" stroked="f" strokeweight="1pt">
                 <w10:wrap anchorx="page"/>
@@ -2371,7 +2371,7 @@
                 <w:noProof/>
                 <w:webHidden/>
               </w:rPr>
-              <w:t>29</w:t>
+              <w:t>30</w:t>
             </w:r>
             <w:r>
               <w:rPr>
@@ -2931,14 +2931,7 @@
           <w:szCs w:val="28"/>
           <w:lang w:val="es-419" w:eastAsia="es-CO"/>
         </w:rPr>
-        <w:t xml:space="preserve"> operativos, reportes históricos, mapas de calor y sistemas de monitoreo en tiempo real, estas herramientas permiten visualizar el comportamiento del servicio y tomar decisiones basadas en evidencia. Por ejemplo, un aumento en el volumen de llamadas durante una campaña comercial puede generar mayor tiempo promedio de atención y un incremento en la tasa de errores por rotación de personal. Este tipo de análisis facilita la comprensión de cómo los factores operativos y externos influyen en el desempeño del servicio, promoviendo acciones preventivas y correctivas que fortalezcan la eficiencia y la calidad en los entornos BPO</w:t>
-      </w:r>
-      <w:r>
-        <w:rPr>
-          <w:szCs w:val="28"/>
-          <w:lang w:val="es-419" w:eastAsia="es-CO"/>
-        </w:rPr>
-        <w:t>.</w:t>
+        <w:t xml:space="preserve"> operativos, reportes históricos, mapas de calor y sistemas de monitoreo en tiempo real, estas herramientas permiten visualizar el comportamiento del servicio y tomar decisiones basadas en evidencia. Por ejemplo, un aumento en el volumen de llamadas durante una campaña comercial puede generar mayor tiempo promedio de atención y un incremento en la tasa de errores por rotación de personal. Este tipo de análisis facilita la comprensión de cómo los factores operativos y externos influyen en el desempeño del servicio, promoviendo acciones preventivas y correctivas que fortalezcan la eficiencia y la calidad en los entornos BPO.</w:t>
       </w:r>
     </w:p>
     <w:p>
@@ -3291,13 +3284,7 @@
         <w:rPr>
           <w:szCs w:val="28"/>
         </w:rPr>
-        <w:t>analiza</w:t>
-      </w:r>
-      <w:r>
-        <w:rPr>
-          <w:szCs w:val="28"/>
-        </w:rPr>
-        <w:t xml:space="preserve"> aspectos descriptivos del servicio, como la comunicación, la empatía o la percepción del usuario, a través de observaciones, auditorías o encuestas abiertas. Su aplicación permite comprender causas y comportamientos que los números no revelan, aportando una visión más humana y contextual del servicio.</w:t>
+        <w:t>analiza aspectos descriptivos del servicio, como la comunicación, la empatía o la percepción del usuario, a través de observaciones, auditorías o encuestas abiertas. Su aplicación permite comprender causas y comportamientos que los números no revelan, aportando una visión más humana y contextual del servicio.</w:t>
       </w:r>
     </w:p>
     <w:p>
@@ -3735,7 +3722,13 @@
         <w:rPr>
           <w:lang w:val="es-419" w:eastAsia="es-CO"/>
         </w:rPr>
-        <w:t xml:space="preserve"> Lean service</w:t>
+        <w:t xml:space="preserve"> </w:t>
+      </w:r>
+      <w:r>
+        <w:rPr>
+          <w:rStyle w:val="Extranjerismo"/>
+        </w:rPr>
+        <w:t>Lean service</w:t>
       </w:r>
       <w:r>
         <w:rPr>
@@ -3780,7 +3773,13 @@
         <w:rPr>
           <w:lang w:val="es-419" w:eastAsia="es-CO"/>
         </w:rPr>
-        <w:t xml:space="preserve"> Lean service</w:t>
+        <w:t xml:space="preserve"> </w:t>
+      </w:r>
+      <w:r>
+        <w:rPr>
+          <w:rStyle w:val="Extranjerismo"/>
+        </w:rPr>
+        <w:t>Lean service</w:t>
       </w:r>
       <w:r>
         <w:rPr>
@@ -3832,7 +3831,13 @@
         <w:rPr>
           <w:lang w:val="es-419" w:eastAsia="es-CO"/>
         </w:rPr>
-        <w:t xml:space="preserve"> Lean service</w:t>
+        <w:t xml:space="preserve"> </w:t>
+      </w:r>
+      <w:r>
+        <w:rPr>
+          <w:rStyle w:val="Extranjerismo"/>
+        </w:rPr>
+        <w:t>Lean service</w:t>
       </w:r>
     </w:p>
     <w:tbl>
@@ -4089,24 +4094,20 @@
             </w:pPr>
             <w:r>
               <w:rPr>
-                <w:rFonts w:asciiTheme="minorHAnsi" w:hAnsiTheme="minorHAnsi" w:cstheme="minorHAnsi"/>
+                <w:rStyle w:val="Extranjerismo"/>
                 <w:b/>
                 <w:bCs/>
-                <w:lang w:val="es-CO"/>
               </w:rPr>
               <w:t xml:space="preserve">Lean </w:t>
             </w:r>
-            <w:proofErr w:type="spellStart"/>
-            <w:r>
-              <w:rPr>
-                <w:rFonts w:asciiTheme="minorHAnsi" w:hAnsiTheme="minorHAnsi" w:cstheme="minorHAnsi"/>
+            <w:r>
+              <w:rPr>
+                <w:rStyle w:val="Extranjerismo"/>
                 <w:b/>
                 <w:bCs/>
-                <w:lang w:val="es-CO"/>
               </w:rPr>
               <w:t>service</w:t>
             </w:r>
-            <w:proofErr w:type="spellEnd"/>
             <w:r>
               <w:rPr>
                 <w:rFonts w:asciiTheme="minorHAnsi" w:hAnsiTheme="minorHAnsi" w:cstheme="minorHAnsi"/>
@@ -4214,15 +4215,7 @@
           <w:szCs w:val="24"/>
           <w:lang w:val="es-419" w:eastAsia="es-CO"/>
         </w:rPr>
-        <w:t>: SENA, 2025, con base en Womack &amp; Jones, 2003</w:t>
-      </w:r>
-      <w:r>
-        <w:rPr>
-          <w:sz w:val="24"/>
-          <w:szCs w:val="24"/>
-          <w:lang w:val="es-419" w:eastAsia="es-CO"/>
-        </w:rPr>
-        <w:t>.</w:t>
+        <w:t>: SENA, 2025, con base en Womack &amp; Jones, 2003.</w:t>
       </w:r>
     </w:p>
     <w:p>
@@ -4292,7 +4285,13 @@
         <w:rPr>
           <w:lang w:val="es-419" w:eastAsia="es-CO"/>
         </w:rPr>
-        <w:t>) se enfoca en la gestión de servicios de TI. En operaciones BPO con soporte técnico, ITIL permite estructurar procesos como gestión de incidentes, cambios, niveles de servicio y resolución de problemas. Según Axelos (2021), aplicar ITIL mejora la alineación entre tecnología y negocio, reduce tiempos de respuesta y fortalece la experiencia del usuario.</w:t>
+        <w:t>)</w:t>
+      </w:r>
+      <w:r>
+        <w:rPr>
+          <w:lang w:val="es-419" w:eastAsia="es-CO"/>
+        </w:rPr>
+        <w:t xml:space="preserve"> se enfoca en la gestión de servicios de TI. En operaciones BPO con soporte técnico, ITIL permite estructurar procesos como gestión de incidentes, cambios, niveles de servicio y resolución de problemas. Según Axelos (2021), aplicar ITIL mejora la alineación entre tecnología y negocio, reduce tiempos de respuesta y fortalece la experiencia del usuario.</w:t>
       </w:r>
     </w:p>
     <w:p>
@@ -4704,14 +4703,7 @@
           <w:sz w:val="24"/>
           <w:szCs w:val="24"/>
         </w:rPr>
-        <w:t xml:space="preserve"> SENA, 2025 con base en Axelos, 2021</w:t>
-      </w:r>
-      <w:r>
-        <w:rPr>
-          <w:sz w:val="24"/>
-          <w:szCs w:val="24"/>
-        </w:rPr>
-        <w:t>.</w:t>
+        <w:t xml:space="preserve"> SENA, 2025 con base en Axelos, 2021.</w:t>
       </w:r>
     </w:p>
     <w:p>
@@ -4794,6 +4786,7 @@
       </w:r>
       <w:r>
         <w:rPr>
+          <w:noProof/>
           <w:lang w:val="es-419" w:eastAsia="es-CO"/>
         </w:rPr>
         <w:drawing>
@@ -6114,6 +6107,7 @@
       </w:pPr>
       <w:r>
         <w:rPr>
+          <w:noProof/>
           <w:lang w:val="es-419" w:eastAsia="es-CO"/>
         </w:rPr>
         <w:lastRenderedPageBreak/>
@@ -6370,17 +6364,7 @@
           <w:szCs w:val="28"/>
           <w:lang w:val="es-419"/>
         </w:rPr>
-        <w:t>)</w:t>
-      </w:r>
-      <w:r>
-        <w:rPr>
-          <w:rFonts w:ascii="Calibri" w:hAnsi="Calibri" w:cs="Calibri"/>
-          <w:b/>
-          <w:bCs/>
-          <w:szCs w:val="28"/>
-          <w:lang w:val="es-419"/>
-        </w:rPr>
-        <w:t>:</w:t>
+        <w:t>):</w:t>
       </w:r>
       <w:r>
         <w:rPr>
@@ -7043,44 +7027,54 @@
           <w:szCs w:val="28"/>
         </w:rPr>
       </w:pPr>
+      <w:proofErr w:type="spellStart"/>
       <w:r>
         <w:rPr>
           <w:rFonts w:asciiTheme="minorHAnsi" w:hAnsiTheme="minorHAnsi" w:cstheme="minorHAnsi"/>
           <w:sz w:val="28"/>
           <w:szCs w:val="28"/>
         </w:rPr>
-        <w:t>Castellaños, P., &amp; Farias, P. (2011). Estructuración de un modelo de servicio para el sector de Servicios tercerizados a distancia BPO&amp;O. Universidad EAN.</w:t>
-      </w:r>
-    </w:p>
-    <w:p>
-      <w:pPr>
-        <w:pStyle w:val="Normal0"/>
-        <w:ind w:firstLine="708"/>
+        <w:t>Castellaños</w:t>
+      </w:r>
+      <w:proofErr w:type="spellEnd"/>
+      <w:r>
         <w:rPr>
           <w:rFonts w:asciiTheme="minorHAnsi" w:hAnsiTheme="minorHAnsi" w:cstheme="minorHAnsi"/>
           <w:sz w:val="28"/>
           <w:szCs w:val="28"/>
         </w:rPr>
-      </w:pPr>
-    </w:p>
-    <w:p>
-      <w:pPr>
-        <w:pStyle w:val="Normal0"/>
-        <w:ind w:firstLine="708"/>
+        <w:t>, P., &amp; Farias, P. (2011). Estructuración de un modelo de servicio para el sector de Servicios tercerizados a distancia BPO&amp;O. Universidad EAN.</w:t>
+      </w:r>
+      <w:r>
         <w:rPr>
           <w:rFonts w:asciiTheme="minorHAnsi" w:hAnsiTheme="minorHAnsi" w:cstheme="minorHAnsi"/>
           <w:sz w:val="28"/>
           <w:szCs w:val="28"/>
         </w:rPr>
-      </w:pPr>
-      <w:r>
+        <w:t xml:space="preserve"> </w:t>
+      </w:r>
+      <w:hyperlink r:id="rId23" w:history="1">
+        <w:r>
+          <w:rPr>
+            <w:rStyle w:val="Hipervnculo"/>
+            <w:rFonts w:asciiTheme="minorHAnsi" w:hAnsiTheme="minorHAnsi" w:cstheme="minorHAnsi"/>
+            <w:sz w:val="28"/>
+            <w:szCs w:val="28"/>
+          </w:rPr>
+          <w:t>https://repository.universidadean.edu.co/server/api/core/bitstreams/61096c97-ac1b-426a-952e-37306635cf4d/content</w:t>
+        </w:r>
+      </w:hyperlink>
+    </w:p>
+    <w:p>
+      <w:pPr>
+        <w:pStyle w:val="Normal0"/>
+        <w:ind w:firstLine="708"/>
         <w:rPr>
           <w:rFonts w:asciiTheme="minorHAnsi" w:hAnsiTheme="minorHAnsi" w:cstheme="minorHAnsi"/>
           <w:sz w:val="28"/>
           <w:szCs w:val="28"/>
         </w:rPr>
-        <w:t>Da Silva, D. (s.f.). 6 métodos simples para la evaluación del servicio al cliente. Zendesk.</w:t>
-      </w:r>
+      </w:pPr>
     </w:p>
     <w:p>
       <w:pPr>
@@ -7092,7 +7086,26 @@
           <w:szCs w:val="28"/>
         </w:rPr>
       </w:pPr>
-      <w:hyperlink r:id="rId23" w:history="1">
+      <w:r>
+        <w:rPr>
+          <w:rFonts w:asciiTheme="minorHAnsi" w:hAnsiTheme="minorHAnsi" w:cstheme="minorHAnsi"/>
+          <w:sz w:val="28"/>
+          <w:szCs w:val="28"/>
+        </w:rPr>
+        <w:t>Da Silva, D. (s.f.). 6 métodos simples para la evaluación del servicio al cliente. Zendesk.</w:t>
+      </w:r>
+    </w:p>
+    <w:p>
+      <w:pPr>
+        <w:pStyle w:val="Normal0"/>
+        <w:ind w:firstLine="708"/>
+        <w:rPr>
+          <w:rFonts w:asciiTheme="minorHAnsi" w:hAnsiTheme="minorHAnsi" w:cstheme="minorHAnsi"/>
+          <w:sz w:val="28"/>
+          <w:szCs w:val="28"/>
+        </w:rPr>
+      </w:pPr>
+      <w:hyperlink r:id="rId24" w:history="1">
         <w:r>
           <w:rPr>
             <w:rStyle w:val="Hipervnculo"/>
@@ -7144,7 +7157,7 @@
           <w:szCs w:val="28"/>
         </w:rPr>
       </w:pPr>
-      <w:hyperlink r:id="rId24" w:history="1">
+      <w:hyperlink r:id="rId25" w:history="1">
         <w:r>
           <w:rPr>
             <w:rStyle w:val="Hipervnculo"/>
@@ -7185,7 +7198,7 @@
         </w:rPr>
         <w:t xml:space="preserve">Montoya, C. A. (2009). Evaluación del desempeño como herramienta para el análisis del capital humano. Revista Científica Visión de Futuro, 11(1), Universidad Nacional de Misiones. </w:t>
       </w:r>
-      <w:hyperlink r:id="rId25" w:history="1">
+      <w:hyperlink r:id="rId26" w:history="1">
         <w:r>
           <w:rPr>
             <w:rStyle w:val="Hipervnculo"/>
@@ -7224,8 +7237,56 @@
           <w:sz w:val="28"/>
           <w:szCs w:val="28"/>
         </w:rPr>
-        <w:t>Sánchez Torres, W. C., Delgado Vélez, L. D., Gaviria Martínez, L. F., Montoya Ríos, F. J., &amp; Ángel Rodrigo, V. B. (2014). Una mirada analítica al sector de BPO en Colombia y Antioquia. Institución Universitaria Esumer.</w:t>
-      </w:r>
+        <w:t xml:space="preserve">Sánchez Torres, W. C., Delgado Vélez, L. D., Gaviria Martínez, L. F., Montoya Ríos, F. J., &amp; Ángel Rodrigo, V. B. (2014). Una mirada analítica al sector de BPO en Colombia y Antioquia. Institución Universitaria </w:t>
+      </w:r>
+      <w:proofErr w:type="spellStart"/>
+      <w:r>
+        <w:rPr>
+          <w:rFonts w:asciiTheme="minorHAnsi" w:hAnsiTheme="minorHAnsi" w:cstheme="minorHAnsi"/>
+          <w:sz w:val="28"/>
+          <w:szCs w:val="28"/>
+        </w:rPr>
+        <w:t>Esumer</w:t>
+      </w:r>
+      <w:proofErr w:type="spellEnd"/>
+      <w:r>
+        <w:rPr>
+          <w:rFonts w:asciiTheme="minorHAnsi" w:hAnsiTheme="minorHAnsi" w:cstheme="minorHAnsi"/>
+          <w:sz w:val="28"/>
+          <w:szCs w:val="28"/>
+        </w:rPr>
+        <w:t>.</w:t>
+      </w:r>
+      <w:r>
+        <w:rPr>
+          <w:rFonts w:asciiTheme="minorHAnsi" w:hAnsiTheme="minorHAnsi" w:cstheme="minorHAnsi"/>
+          <w:sz w:val="28"/>
+          <w:szCs w:val="28"/>
+        </w:rPr>
+        <w:t xml:space="preserve"> </w:t>
+      </w:r>
+      <w:hyperlink r:id="rId27" w:history="1">
+        <w:r>
+          <w:rPr>
+            <w:rStyle w:val="Hipervnculo"/>
+            <w:rFonts w:asciiTheme="minorHAnsi" w:hAnsiTheme="minorHAnsi" w:cstheme="minorHAnsi"/>
+            <w:sz w:val="28"/>
+            <w:szCs w:val="28"/>
+          </w:rPr>
+          <w:t>https://www.researchgate.net/publication/301233320_Una_mirada_analitica_al_sector_de_BPO_en_Colombia_y_Antioquia</w:t>
+        </w:r>
+      </w:hyperlink>
+    </w:p>
+    <w:p>
+      <w:pPr>
+        <w:pStyle w:val="Normal0"/>
+        <w:ind w:firstLine="708"/>
+        <w:rPr>
+          <w:rFonts w:asciiTheme="minorHAnsi" w:hAnsiTheme="minorHAnsi" w:cstheme="minorHAnsi"/>
+          <w:sz w:val="28"/>
+          <w:szCs w:val="28"/>
+        </w:rPr>
+      </w:pPr>
     </w:p>
     <w:p>
       <w:pPr>
@@ -8295,8 +8356,8 @@
       </w:pPr>
     </w:p>
     <w:sectPr>
-      <w:headerReference w:type="default" r:id="rId26"/>
-      <w:footerReference w:type="default" r:id="rId27"/>
+      <w:headerReference w:type="default" r:id="rId28"/>
+      <w:footerReference w:type="default" r:id="rId29"/>
       <w:pgSz w:w="12240" w:h="15840"/>
       <w:pgMar w:top="1701" w:right="1134" w:bottom="1134" w:left="1134" w:header="709" w:footer="737" w:gutter="0"/>
       <w:pgNumType w:start="1"/>
@@ -13890,10 +13951,6 @@
 </file>
 
 <file path=customXml/item1.xml><?xml version="1.0" encoding="utf-8"?>
-<b:Sources xmlns:b="http://schemas.openxmlformats.org/officeDocument/2006/bibliography" xmlns="http://schemas.openxmlformats.org/officeDocument/2006/bibliography" SelectedStyle="\APASixthEditionOfficeOnline.xsl" StyleName="APA" Version="6"/>
-</file>
-
-<file path=customXml/item2.xml><?xml version="1.0" encoding="utf-8"?>
 <p:properties xmlns:p="http://schemas.microsoft.com/office/2006/metadata/properties" xmlns:xsi="http://www.w3.org/2001/XMLSchema-instance" xmlns:pc="http://schemas.microsoft.com/office/infopath/2007/PartnerControls">
   <documentManagement>
     <TaxCatchAll xmlns="adccf511-daff-4bcb-9072-914cedbf4c7e" xsi:nil="true"/>
@@ -13904,18 +13961,13 @@
 </p:properties>
 </file>
 
-<file path=customXml/item3.xml><?xml version="1.0" encoding="utf-8"?>
-<?mso-contentType ?>
-<FormTemplates xmlns="http://schemas.microsoft.com/sharepoint/v3/contenttype/forms">
-  <Display>DocumentLibraryForm</Display>
-  <Edit>DocumentLibraryForm</Edit>
-  <New>DocumentLibraryForm</New>
-</FormTemplates>
+<file path=customXml/item2.xml><?xml version="1.0" encoding="utf-8"?>
+<b:Sources xmlns:b="http://schemas.openxmlformats.org/officeDocument/2006/bibliography" xmlns="http://schemas.openxmlformats.org/officeDocument/2006/bibliography" SelectedStyle="\APASixthEditionOfficeOnline.xsl" StyleName="APA" Version="6"/>
 </file>
 
-<file path=customXml/item4.xml><?xml version="1.0" encoding="utf-8"?>
-<ct:contentTypeSchema xmlns:ct="http://schemas.microsoft.com/office/2006/metadata/contentType" xmlns:ma="http://schemas.microsoft.com/office/2006/metadata/properties/metaAttributes" ct:_="" ma:_="" ma:contentTypeName="Documento" ma:contentTypeID="0x010100FC2B1768DD5A774EB396CCAB0DE361C1" ma:contentTypeVersion="12" ma:contentTypeDescription="Crear nuevo documento." ma:contentTypeScope="" ma:versionID="cb0e967054766e77e9abf3380aaec2f9">
-  <xsd:schema xmlns:xsd="http://www.w3.org/2001/XMLSchema" xmlns:xs="http://www.w3.org/2001/XMLSchema" xmlns:p="http://schemas.microsoft.com/office/2006/metadata/properties" xmlns:ns2="a70d3c18-0869-45a1-9f75-4b4b8f0f32be" xmlns:ns3="adccf511-daff-4bcb-9072-914cedbf4c7e" targetNamespace="http://schemas.microsoft.com/office/2006/metadata/properties" ma:root="true" ma:fieldsID="e7d77fbbcf22647d83eeb28c82daf0af" ns2:_="" ns3:_="">
+<file path=customXml/item3.xml><?xml version="1.0" encoding="utf-8"?>
+<ct:contentTypeSchema xmlns:ct="http://schemas.microsoft.com/office/2006/metadata/contentType" xmlns:ma="http://schemas.microsoft.com/office/2006/metadata/properties/metaAttributes" ct:_="" ma:_="" ma:contentTypeName="Documento" ma:contentTypeID="0x010100FC2B1768DD5A774EB396CCAB0DE361C1" ma:contentTypeVersion="12" ma:contentTypeDescription="Crear nuevo documento." ma:contentTypeScope="" ma:versionID="d4a546b22d2924edabf51241cf3422b8">
+  <xsd:schema xmlns:xsd="http://www.w3.org/2001/XMLSchema" xmlns:xs="http://www.w3.org/2001/XMLSchema" xmlns:p="http://schemas.microsoft.com/office/2006/metadata/properties" xmlns:ns2="a70d3c18-0869-45a1-9f75-4b4b8f0f32be" xmlns:ns3="adccf511-daff-4bcb-9072-914cedbf4c7e" targetNamespace="http://schemas.microsoft.com/office/2006/metadata/properties" ma:root="true" ma:fieldsID="e29002b2d9ca820e89c57fc59ec70c79" ns2:_="" ns3:_="">
     <xsd:import namespace="a70d3c18-0869-45a1-9f75-4b4b8f0f32be"/>
     <xsd:import namespace="adccf511-daff-4bcb-9072-914cedbf4c7e"/>
     <xsd:element name="properties">
@@ -14114,15 +14166,16 @@
 </ct:contentTypeSchema>
 </file>
 
-<file path=customXml/itemProps1.xml><?xml version="1.0" encoding="utf-8"?>
-<ds:datastoreItem xmlns:ds="http://schemas.openxmlformats.org/officeDocument/2006/customXml" ds:itemID="{E8AB44A3-7C62-4BD2-82ED-8ABC209970FA}">
-  <ds:schemaRefs>
-    <ds:schemaRef ds:uri="http://schemas.openxmlformats.org/officeDocument/2006/bibliography"/>
-  </ds:schemaRefs>
-</ds:datastoreItem>
+<file path=customXml/item4.xml><?xml version="1.0" encoding="utf-8"?>
+<?mso-contentType ?>
+<FormTemplates xmlns="http://schemas.microsoft.com/sharepoint/v3/contenttype/forms">
+  <Display>DocumentLibraryForm</Display>
+  <Edit>DocumentLibraryForm</Edit>
+  <New>DocumentLibraryForm</New>
+</FormTemplates>
 </file>
 
-<file path=customXml/itemProps2.xml><?xml version="1.0" encoding="utf-8"?>
+<file path=customXml/itemProps1.xml><?xml version="1.0" encoding="utf-8"?>
 <ds:datastoreItem xmlns:ds="http://schemas.openxmlformats.org/officeDocument/2006/customXml" ds:itemID="{1145D752-ACC1-45E1-AB53-0C756F67FC7F}">
   <ds:schemaRefs>
     <ds:schemaRef ds:uri="http://schemas.microsoft.com/office/2006/metadata/properties"/>
@@ -14133,14 +14186,37 @@
 </ds:datastoreItem>
 </file>
 
+<file path=customXml/itemProps2.xml><?xml version="1.0" encoding="utf-8"?>
+<ds:datastoreItem xmlns:ds="http://schemas.openxmlformats.org/officeDocument/2006/customXml" ds:itemID="{E8AB44A3-7C62-4BD2-82ED-8ABC209970FA}">
+  <ds:schemaRefs>
+    <ds:schemaRef ds:uri="http://schemas.openxmlformats.org/officeDocument/2006/bibliography"/>
+  </ds:schemaRefs>
+</ds:datastoreItem>
+</file>
+
 <file path=customXml/itemProps3.xml><?xml version="1.0" encoding="utf-8"?>
+<ds:datastoreItem xmlns:ds="http://schemas.openxmlformats.org/officeDocument/2006/customXml" ds:itemID="{996434B9-CC1E-4468-A086-AA07C2AF1350}">
+  <ds:schemaRefs>
+    <ds:schemaRef ds:uri="http://schemas.microsoft.com/office/2006/metadata/contentType"/>
+    <ds:schemaRef ds:uri="http://schemas.microsoft.com/office/2006/metadata/properties/metaAttributes"/>
+    <ds:schemaRef ds:uri="http://www.w3.org/2001/XMLSchema"/>
+    <ds:schemaRef ds:uri="http://schemas.microsoft.com/office/2006/metadata/properties"/>
+    <ds:schemaRef ds:uri="a70d3c18-0869-45a1-9f75-4b4b8f0f32be"/>
+    <ds:schemaRef ds:uri="adccf511-daff-4bcb-9072-914cedbf4c7e"/>
+    <ds:schemaRef ds:uri="http://schemas.microsoft.com/office/2006/documentManagement/types"/>
+    <ds:schemaRef ds:uri="http://schemas.microsoft.com/office/infopath/2007/PartnerControls"/>
+    <ds:schemaRef ds:uri="http://schemas.openxmlformats.org/package/2006/metadata/core-properties"/>
+    <ds:schemaRef ds:uri="http://purl.org/dc/elements/1.1/"/>
+    <ds:schemaRef ds:uri="http://purl.org/dc/terms/"/>
+    <ds:schemaRef ds:uri="http://schemas.microsoft.com/internal/obd"/>
+  </ds:schemaRefs>
+</ds:datastoreItem>
+</file>
+
+<file path=customXml/itemProps4.xml><?xml version="1.0" encoding="utf-8"?>
 <ds:datastoreItem xmlns:ds="http://schemas.openxmlformats.org/officeDocument/2006/customXml" ds:itemID="{81CBDEC1-3B00-44ED-AD36-0268077980BA}">
   <ds:schemaRefs>
     <ds:schemaRef ds:uri="http://schemas.microsoft.com/sharepoint/v3/contenttype/forms"/>
   </ds:schemaRefs>
 </ds:datastoreItem>
-</file>
-
-<file path=customXml/itemProps4.xml><?xml version="1.0" encoding="utf-8"?>
-<ds:datastoreItem xmlns:ds="http://schemas.openxmlformats.org/officeDocument/2006/customXml" ds:itemID="{C6B1590F-0A63-447B-AA12-E39D4B48FCF7}"/>
 </file>
--- a/fuentes/CFA2_13530528_DU.docx
+++ b/fuentes/CFA2_13530528_DU.docx
@@ -95,7 +95,7 @@
               </wp:anchor>
             </w:drawing>
           </mc:Choice>
-          <mc:Fallback xmlns:w16sdtfl="http://schemas.microsoft.com/office/word/2024/wordml/sdtformatlock" xmlns:w16du="http://schemas.microsoft.com/office/word/2023/wordml/word16du" xmlns:oel="http://schemas.microsoft.com/office/2019/extlst">
+          <mc:Fallback xmlns:oel="http://schemas.microsoft.com/office/2019/extlst" xmlns:w16du="http://schemas.microsoft.com/office/word/2023/wordml/word16du" xmlns:w16sdtfl="http://schemas.microsoft.com/office/word/2024/wordml/sdtformatlock">
             <w:pict>
               <v:rect w14:anchorId="46EF8E65" id="Rectángulo 3" o:spid="_x0000_s1026" alt="&quot;&quot;" style="position:absolute;margin-left:0;margin-top:31.3pt;width:616.85pt;height:192.75pt;z-index:-251655168;visibility:visible;mso-wrap-style:square;mso-width-percent:0;mso-height-percent:0;mso-wrap-distance-left:9pt;mso-wrap-distance-top:0;mso-wrap-distance-right:9pt;mso-wrap-distance-bottom:0;mso-position-horizontal:left;mso-position-horizontal-relative:page;mso-position-vertical:absolute;mso-position-vertical-relative:text;mso-width-percent:0;mso-height-percent:0;mso-width-relative:margin;mso-height-relative:margin;v-text-anchor:middle" o:gfxdata="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" fillcolor="#00314d" stroked="f" strokeweight="1pt">
                 <w10:wrap anchorx="page"/>
@@ -535,7 +535,7 @@
           <w:r>
             <w:fldChar w:fldCharType="separate"/>
           </w:r>
-          <w:hyperlink w:anchor="_Toc214878675" w:history="1">
+          <w:hyperlink w:anchor="_Toc215749762" w:history="1">
             <w:r>
               <w:rPr>
                 <w:rStyle w:val="Hipervnculo"/>
@@ -562,7 +562,7 @@
                 <w:noProof/>
                 <w:webHidden/>
               </w:rPr>
-              <w:instrText xml:space="preserve"> PAGEREF _Toc214878675 \h </w:instrText>
+              <w:instrText xml:space="preserve"> PAGEREF _Toc215749762 \h </w:instrText>
             </w:r>
             <w:r>
               <w:rPr>
@@ -609,7 +609,7 @@
               <w14:ligatures w14:val="none"/>
             </w:rPr>
           </w:pPr>
-          <w:hyperlink w:anchor="_Toc214878676" w:history="1">
+          <w:hyperlink w:anchor="_Toc215749763" w:history="1">
             <w:r>
               <w:rPr>
                 <w:rStyle w:val="Hipervnculo"/>
@@ -654,7 +654,7 @@
                 <w:noProof/>
                 <w:webHidden/>
               </w:rPr>
-              <w:instrText xml:space="preserve"> PAGEREF _Toc214878676 \h </w:instrText>
+              <w:instrText xml:space="preserve"> PAGEREF _Toc215749763 \h </w:instrText>
             </w:r>
             <w:r>
               <w:rPr>
@@ -697,7 +697,7 @@
               <w14:ligatures w14:val="none"/>
             </w:rPr>
           </w:pPr>
-          <w:hyperlink w:anchor="_Toc214878677" w:history="1">
+          <w:hyperlink w:anchor="_Toc215749764" w:history="1">
             <w:r>
               <w:rPr>
                 <w:rStyle w:val="Hipervnculo"/>
@@ -742,7 +742,7 @@
                 <w:noProof/>
                 <w:webHidden/>
               </w:rPr>
-              <w:instrText xml:space="preserve"> PAGEREF _Toc214878677 \h </w:instrText>
+              <w:instrText xml:space="preserve"> PAGEREF _Toc215749764 \h </w:instrText>
             </w:r>
             <w:r>
               <w:rPr>
@@ -785,7 +785,7 @@
               <w14:ligatures w14:val="none"/>
             </w:rPr>
           </w:pPr>
-          <w:hyperlink w:anchor="_Toc214878678" w:history="1">
+          <w:hyperlink w:anchor="_Toc215749765" w:history="1">
             <w:r>
               <w:rPr>
                 <w:rStyle w:val="Hipervnculo"/>
@@ -830,7 +830,7 @@
                 <w:noProof/>
                 <w:webHidden/>
               </w:rPr>
-              <w:instrText xml:space="preserve"> PAGEREF _Toc214878678 \h </w:instrText>
+              <w:instrText xml:space="preserve"> PAGEREF _Toc215749765 \h </w:instrText>
             </w:r>
             <w:r>
               <w:rPr>
@@ -873,7 +873,7 @@
               <w14:ligatures w14:val="none"/>
             </w:rPr>
           </w:pPr>
-          <w:hyperlink w:anchor="_Toc214878679" w:history="1">
+          <w:hyperlink w:anchor="_Toc215749766" w:history="1">
             <w:r>
               <w:rPr>
                 <w:rStyle w:val="Hipervnculo"/>
@@ -918,7 +918,7 @@
                 <w:noProof/>
                 <w:webHidden/>
               </w:rPr>
-              <w:instrText xml:space="preserve"> PAGEREF _Toc214878679 \h </w:instrText>
+              <w:instrText xml:space="preserve"> PAGEREF _Toc215749766 \h </w:instrText>
             </w:r>
             <w:r>
               <w:rPr>
@@ -965,7 +965,7 @@
               <w14:ligatures w14:val="none"/>
             </w:rPr>
           </w:pPr>
-          <w:hyperlink w:anchor="_Toc214878680" w:history="1">
+          <w:hyperlink w:anchor="_Toc215749767" w:history="1">
             <w:r>
               <w:rPr>
                 <w:rStyle w:val="Hipervnculo"/>
@@ -1010,7 +1010,7 @@
                 <w:noProof/>
                 <w:webHidden/>
               </w:rPr>
-              <w:instrText xml:space="preserve"> PAGEREF _Toc214878680 \h </w:instrText>
+              <w:instrText xml:space="preserve"> PAGEREF _Toc215749767 \h </w:instrText>
             </w:r>
             <w:r>
               <w:rPr>
@@ -1053,7 +1053,7 @@
               <w14:ligatures w14:val="none"/>
             </w:rPr>
           </w:pPr>
-          <w:hyperlink w:anchor="_Toc214878681" w:history="1">
+          <w:hyperlink w:anchor="_Toc215749768" w:history="1">
             <w:r>
               <w:rPr>
                 <w:rStyle w:val="Hipervnculo"/>
@@ -1098,7 +1098,7 @@
                 <w:noProof/>
                 <w:webHidden/>
               </w:rPr>
-              <w:instrText xml:space="preserve"> PAGEREF _Toc214878681 \h </w:instrText>
+              <w:instrText xml:space="preserve"> PAGEREF _Toc215749768 \h </w:instrText>
             </w:r>
             <w:r>
               <w:rPr>
@@ -1141,7 +1141,7 @@
               <w14:ligatures w14:val="none"/>
             </w:rPr>
           </w:pPr>
-          <w:hyperlink w:anchor="_Toc214878682" w:history="1">
+          <w:hyperlink w:anchor="_Toc215749769" w:history="1">
             <w:r>
               <w:rPr>
                 <w:rStyle w:val="Hipervnculo"/>
@@ -1186,7 +1186,7 @@
                 <w:noProof/>
                 <w:webHidden/>
               </w:rPr>
-              <w:instrText xml:space="preserve"> PAGEREF _Toc214878682 \h </w:instrText>
+              <w:instrText xml:space="preserve"> PAGEREF _Toc215749769 \h </w:instrText>
             </w:r>
             <w:r>
               <w:rPr>
@@ -1229,7 +1229,7 @@
               <w14:ligatures w14:val="none"/>
             </w:rPr>
           </w:pPr>
-          <w:hyperlink w:anchor="_Toc214878683" w:history="1">
+          <w:hyperlink w:anchor="_Toc215749770" w:history="1">
             <w:r>
               <w:rPr>
                 <w:rStyle w:val="Hipervnculo"/>
@@ -1274,7 +1274,7 @@
                 <w:noProof/>
                 <w:webHidden/>
               </w:rPr>
-              <w:instrText xml:space="preserve"> PAGEREF _Toc214878683 \h </w:instrText>
+              <w:instrText xml:space="preserve"> PAGEREF _Toc215749770 \h </w:instrText>
             </w:r>
             <w:r>
               <w:rPr>
@@ -1321,7 +1321,7 @@
               <w14:ligatures w14:val="none"/>
             </w:rPr>
           </w:pPr>
-          <w:hyperlink w:anchor="_Toc214878684" w:history="1">
+          <w:hyperlink w:anchor="_Toc215749771" w:history="1">
             <w:r>
               <w:rPr>
                 <w:rStyle w:val="Hipervnculo"/>
@@ -1366,7 +1366,7 @@
                 <w:noProof/>
                 <w:webHidden/>
               </w:rPr>
-              <w:instrText xml:space="preserve"> PAGEREF _Toc214878684 \h </w:instrText>
+              <w:instrText xml:space="preserve"> PAGEREF _Toc215749771 \h </w:instrText>
             </w:r>
             <w:r>
               <w:rPr>
@@ -1409,7 +1409,7 @@
               <w14:ligatures w14:val="none"/>
             </w:rPr>
           </w:pPr>
-          <w:hyperlink w:anchor="_Toc214878685" w:history="1">
+          <w:hyperlink w:anchor="_Toc215749772" w:history="1">
             <w:r>
               <w:rPr>
                 <w:rStyle w:val="Hipervnculo"/>
@@ -1454,7 +1454,7 @@
                 <w:noProof/>
                 <w:webHidden/>
               </w:rPr>
-              <w:instrText xml:space="preserve"> PAGEREF _Toc214878685 \h </w:instrText>
+              <w:instrText xml:space="preserve"> PAGEREF _Toc215749772 \h </w:instrText>
             </w:r>
             <w:r>
               <w:rPr>
@@ -1497,7 +1497,7 @@
               <w14:ligatures w14:val="none"/>
             </w:rPr>
           </w:pPr>
-          <w:hyperlink w:anchor="_Toc214878686" w:history="1">
+          <w:hyperlink w:anchor="_Toc215749773" w:history="1">
             <w:r>
               <w:rPr>
                 <w:rStyle w:val="Hipervnculo"/>
@@ -1542,7 +1542,7 @@
                 <w:noProof/>
                 <w:webHidden/>
               </w:rPr>
-              <w:instrText xml:space="preserve"> PAGEREF _Toc214878686 \h </w:instrText>
+              <w:instrText xml:space="preserve"> PAGEREF _Toc215749773 \h </w:instrText>
             </w:r>
             <w:r>
               <w:rPr>
@@ -1585,7 +1585,7 @@
               <w14:ligatures w14:val="none"/>
             </w:rPr>
           </w:pPr>
-          <w:hyperlink w:anchor="_Toc214878687" w:history="1">
+          <w:hyperlink w:anchor="_Toc215749774" w:history="1">
             <w:r>
               <w:rPr>
                 <w:rStyle w:val="Hipervnculo"/>
@@ -1630,7 +1630,7 @@
                 <w:noProof/>
                 <w:webHidden/>
               </w:rPr>
-              <w:instrText xml:space="preserve"> PAGEREF _Toc214878687 \h </w:instrText>
+              <w:instrText xml:space="preserve"> PAGEREF _Toc215749774 \h </w:instrText>
             </w:r>
             <w:r>
               <w:rPr>
@@ -1677,7 +1677,7 @@
               <w14:ligatures w14:val="none"/>
             </w:rPr>
           </w:pPr>
-          <w:hyperlink w:anchor="_Toc214878688" w:history="1">
+          <w:hyperlink w:anchor="_Toc215749775" w:history="1">
             <w:r>
               <w:rPr>
                 <w:rStyle w:val="Hipervnculo"/>
@@ -1722,7 +1722,7 @@
                 <w:noProof/>
                 <w:webHidden/>
               </w:rPr>
-              <w:instrText xml:space="preserve"> PAGEREF _Toc214878688 \h </w:instrText>
+              <w:instrText xml:space="preserve"> PAGEREF _Toc215749775 \h </w:instrText>
             </w:r>
             <w:r>
               <w:rPr>
@@ -1765,7 +1765,7 @@
               <w14:ligatures w14:val="none"/>
             </w:rPr>
           </w:pPr>
-          <w:hyperlink w:anchor="_Toc214878689" w:history="1">
+          <w:hyperlink w:anchor="_Toc215749776" w:history="1">
             <w:r>
               <w:rPr>
                 <w:rStyle w:val="Hipervnculo"/>
@@ -1810,7 +1810,7 @@
                 <w:noProof/>
                 <w:webHidden/>
               </w:rPr>
-              <w:instrText xml:space="preserve"> PAGEREF _Toc214878689 \h </w:instrText>
+              <w:instrText xml:space="preserve"> PAGEREF _Toc215749776 \h </w:instrText>
             </w:r>
             <w:r>
               <w:rPr>
@@ -1853,7 +1853,7 @@
               <w14:ligatures w14:val="none"/>
             </w:rPr>
           </w:pPr>
-          <w:hyperlink w:anchor="_Toc214878690" w:history="1">
+          <w:hyperlink w:anchor="_Toc215749777" w:history="1">
             <w:r>
               <w:rPr>
                 <w:rStyle w:val="Hipervnculo"/>
@@ -1898,7 +1898,7 @@
                 <w:noProof/>
                 <w:webHidden/>
               </w:rPr>
-              <w:instrText xml:space="preserve"> PAGEREF _Toc214878690 \h </w:instrText>
+              <w:instrText xml:space="preserve"> PAGEREF _Toc215749777 \h </w:instrText>
             </w:r>
             <w:r>
               <w:rPr>
@@ -1941,7 +1941,7 @@
               <w14:ligatures w14:val="none"/>
             </w:rPr>
           </w:pPr>
-          <w:hyperlink w:anchor="_Toc214878691" w:history="1">
+          <w:hyperlink w:anchor="_Toc215749778" w:history="1">
             <w:r>
               <w:rPr>
                 <w:rStyle w:val="Hipervnculo"/>
@@ -1986,7 +1986,7 @@
                 <w:noProof/>
                 <w:webHidden/>
               </w:rPr>
-              <w:instrText xml:space="preserve"> PAGEREF _Toc214878691 \h </w:instrText>
+              <w:instrText xml:space="preserve"> PAGEREF _Toc215749778 \h </w:instrText>
             </w:r>
             <w:r>
               <w:rPr>
@@ -2032,7 +2032,7 @@
               <w14:ligatures w14:val="none"/>
             </w:rPr>
           </w:pPr>
-          <w:hyperlink w:anchor="_Toc214878692" w:history="1">
+          <w:hyperlink w:anchor="_Toc215749779" w:history="1">
             <w:r>
               <w:rPr>
                 <w:rStyle w:val="Hipervnculo"/>
@@ -2059,7 +2059,7 @@
                 <w:noProof/>
                 <w:webHidden/>
               </w:rPr>
-              <w:instrText xml:space="preserve"> PAGEREF _Toc214878692 \h </w:instrText>
+              <w:instrText xml:space="preserve"> PAGEREF _Toc215749779 \h </w:instrText>
             </w:r>
             <w:r>
               <w:rPr>
@@ -2105,7 +2105,7 @@
               <w14:ligatures w14:val="none"/>
             </w:rPr>
           </w:pPr>
-          <w:hyperlink w:anchor="_Toc214878693" w:history="1">
+          <w:hyperlink w:anchor="_Toc215749780" w:history="1">
             <w:r>
               <w:rPr>
                 <w:rStyle w:val="Hipervnculo"/>
@@ -2132,7 +2132,7 @@
                 <w:noProof/>
                 <w:webHidden/>
               </w:rPr>
-              <w:instrText xml:space="preserve"> PAGEREF _Toc214878693 \h </w:instrText>
+              <w:instrText xml:space="preserve"> PAGEREF _Toc215749780 \h </w:instrText>
             </w:r>
             <w:r>
               <w:rPr>
@@ -2178,7 +2178,7 @@
               <w14:ligatures w14:val="none"/>
             </w:rPr>
           </w:pPr>
-          <w:hyperlink w:anchor="_Toc214878694" w:history="1">
+          <w:hyperlink w:anchor="_Toc215749781" w:history="1">
             <w:r>
               <w:rPr>
                 <w:rStyle w:val="Hipervnculo"/>
@@ -2205,7 +2205,7 @@
                 <w:noProof/>
                 <w:webHidden/>
               </w:rPr>
-              <w:instrText xml:space="preserve"> PAGEREF _Toc214878694 \h </w:instrText>
+              <w:instrText xml:space="preserve"> PAGEREF _Toc215749781 \h </w:instrText>
             </w:r>
             <w:r>
               <w:rPr>
@@ -2251,7 +2251,7 @@
               <w14:ligatures w14:val="none"/>
             </w:rPr>
           </w:pPr>
-          <w:hyperlink w:anchor="_Toc214878695" w:history="1">
+          <w:hyperlink w:anchor="_Toc215749782" w:history="1">
             <w:r>
               <w:rPr>
                 <w:rStyle w:val="Hipervnculo"/>
@@ -2278,7 +2278,7 @@
                 <w:noProof/>
                 <w:webHidden/>
               </w:rPr>
-              <w:instrText xml:space="preserve"> PAGEREF _Toc214878695 \h </w:instrText>
+              <w:instrText xml:space="preserve"> PAGEREF _Toc215749782 \h </w:instrText>
             </w:r>
             <w:r>
               <w:rPr>
@@ -2324,7 +2324,7 @@
               <w14:ligatures w14:val="none"/>
             </w:rPr>
           </w:pPr>
-          <w:hyperlink w:anchor="_Toc214878696" w:history="1">
+          <w:hyperlink w:anchor="_Toc215749783" w:history="1">
             <w:r>
               <w:rPr>
                 <w:rStyle w:val="Hipervnculo"/>
@@ -2351,7 +2351,7 @@
                 <w:noProof/>
                 <w:webHidden/>
               </w:rPr>
-              <w:instrText xml:space="preserve"> PAGEREF _Toc214878696 \h </w:instrText>
+              <w:instrText xml:space="preserve"> PAGEREF _Toc215749783 \h </w:instrText>
             </w:r>
             <w:r>
               <w:rPr>
@@ -2371,7 +2371,7 @@
                 <w:noProof/>
                 <w:webHidden/>
               </w:rPr>
-              <w:t>30</w:t>
+              <w:t>29</w:t>
             </w:r>
             <w:r>
               <w:rPr>
@@ -2416,7 +2416,7 @@
       <w:pPr>
         <w:pStyle w:val="Titulosgenerales"/>
       </w:pPr>
-      <w:bookmarkStart w:id="0" w:name="_Toc214878675"/>
+      <w:bookmarkStart w:id="0" w:name="_Toc215749762"/>
       <w:r>
         <w:lastRenderedPageBreak/>
         <w:t>Introducción</w:t>
@@ -2705,7 +2705,7 @@
       <w:pPr>
         <w:pStyle w:val="Ttulo1"/>
       </w:pPr>
-      <w:bookmarkStart w:id="1" w:name="_Toc214878676"/>
+      <w:bookmarkStart w:id="1" w:name="_Toc215749763"/>
       <w:r>
         <w:lastRenderedPageBreak/>
         <w:t>Análisis de comportamiento del servicio</w:t>
@@ -2768,7 +2768,7 @@
       <w:pPr>
         <w:pStyle w:val="Ttulo2"/>
       </w:pPr>
-      <w:bookmarkStart w:id="2" w:name="_Toc214878677"/>
+      <w:bookmarkStart w:id="2" w:name="_Toc215749764"/>
       <w:r>
         <w:t>Tendencias en la operación</w:t>
       </w:r>
@@ -2938,7 +2938,7 @@
       <w:pPr>
         <w:pStyle w:val="Ttulo2"/>
       </w:pPr>
-      <w:bookmarkStart w:id="3" w:name="_Toc214878678"/>
+      <w:bookmarkStart w:id="3" w:name="_Toc215749765"/>
       <w:r>
         <w:t>Métricas</w:t>
       </w:r>
@@ -3035,7 +3035,7 @@
       <w:pPr>
         <w:pStyle w:val="Ttulo2"/>
       </w:pPr>
-      <w:bookmarkStart w:id="4" w:name="_Toc214878679"/>
+      <w:bookmarkStart w:id="4" w:name="_Toc215749766"/>
       <w:r>
         <w:t>Patrones y desviaciones</w:t>
       </w:r>
@@ -3155,7 +3155,7 @@
       <w:pPr>
         <w:pStyle w:val="Ttulo1"/>
       </w:pPr>
-      <w:bookmarkStart w:id="5" w:name="_Toc214878680"/>
+      <w:bookmarkStart w:id="5" w:name="_Toc215749767"/>
       <w:r>
         <w:lastRenderedPageBreak/>
         <w:t>Aplicación de procedimientos de evaluación</w:t>
@@ -3188,7 +3188,7 @@
       <w:pPr>
         <w:pStyle w:val="Ttulo2"/>
       </w:pPr>
-      <w:bookmarkStart w:id="6" w:name="_Toc214878681"/>
+      <w:bookmarkStart w:id="6" w:name="_Toc215749768"/>
       <w:r>
         <w:t>Técnicas de evaluación</w:t>
       </w:r>
@@ -3345,7 +3345,7 @@
       <w:pPr>
         <w:pStyle w:val="Ttulo2"/>
       </w:pPr>
-      <w:bookmarkStart w:id="7" w:name="_Toc214878682"/>
+      <w:bookmarkStart w:id="7" w:name="_Toc215749769"/>
       <w:r>
         <w:t>Herramientas</w:t>
       </w:r>
@@ -3483,7 +3483,7 @@
       <w:pPr>
         <w:pStyle w:val="Ttulo2"/>
       </w:pPr>
-      <w:bookmarkStart w:id="8" w:name="_Toc214878683"/>
+      <w:bookmarkStart w:id="8" w:name="_Toc215749770"/>
       <w:r>
         <w:lastRenderedPageBreak/>
         <w:t>Resultados frente a estándares</w:t>
@@ -3637,7 +3637,7 @@
       <w:pPr>
         <w:pStyle w:val="Ttulo1"/>
       </w:pPr>
-      <w:bookmarkStart w:id="9" w:name="_Toc214878684"/>
+      <w:bookmarkStart w:id="9" w:name="_Toc215749771"/>
       <w:r>
         <w:lastRenderedPageBreak/>
         <w:t>Principios de calidad</w:t>
@@ -3674,7 +3674,7 @@
       <w:pPr>
         <w:pStyle w:val="Ttulo2"/>
       </w:pPr>
-      <w:bookmarkStart w:id="10" w:name="_Toc214878685"/>
+      <w:bookmarkStart w:id="10" w:name="_Toc215749772"/>
       <w:r>
         <w:t>Mejora continua</w:t>
       </w:r>
@@ -4229,7 +4229,7 @@
       <w:pPr>
         <w:pStyle w:val="Ttulo2"/>
       </w:pPr>
-      <w:bookmarkStart w:id="11" w:name="_Toc214878686"/>
+      <w:bookmarkStart w:id="11" w:name="_Toc215749773"/>
       <w:r>
         <w:lastRenderedPageBreak/>
         <w:t>Normas de calidad</w:t>
@@ -4710,7 +4710,7 @@
       <w:pPr>
         <w:pStyle w:val="Ttulo2"/>
       </w:pPr>
-      <w:bookmarkStart w:id="12" w:name="_Toc214878687"/>
+      <w:bookmarkStart w:id="12" w:name="_Toc215749774"/>
       <w:r>
         <w:t>Cultura organizacional</w:t>
       </w:r>
@@ -5085,7 +5085,7 @@
       <w:pPr>
         <w:pStyle w:val="Ttulo1"/>
       </w:pPr>
-      <w:bookmarkStart w:id="13" w:name="_Toc214878688"/>
+      <w:bookmarkStart w:id="13" w:name="_Toc215749775"/>
       <w:r>
         <w:lastRenderedPageBreak/>
         <w:t>Acciones de mejora</w:t>
@@ -5115,7 +5115,7 @@
       <w:pPr>
         <w:pStyle w:val="Ttulo2"/>
       </w:pPr>
-      <w:bookmarkStart w:id="14" w:name="_Toc214878689"/>
+      <w:bookmarkStart w:id="14" w:name="_Toc215749776"/>
       <w:r>
         <w:t>Tipos</w:t>
       </w:r>
@@ -5206,7 +5206,7 @@
       <w:pPr>
         <w:pStyle w:val="Ttulo2"/>
       </w:pPr>
-      <w:bookmarkStart w:id="15" w:name="_Toc214878690"/>
+      <w:bookmarkStart w:id="15" w:name="_Toc215749777"/>
       <w:r>
         <w:t>Pr</w:t>
       </w:r>
@@ -5897,7 +5897,7 @@
       <w:pPr>
         <w:pStyle w:val="Ttulo2"/>
       </w:pPr>
-      <w:bookmarkStart w:id="16" w:name="_Toc214878691"/>
+      <w:bookmarkStart w:id="16" w:name="_Toc215749778"/>
       <w:r>
         <w:lastRenderedPageBreak/>
         <w:t>Comunicación de propuestas</w:t>
@@ -6059,7 +6059,7 @@
       <w:pPr>
         <w:pStyle w:val="Titulosgenerales"/>
       </w:pPr>
-      <w:bookmarkStart w:id="17" w:name="_Toc214878692"/>
+      <w:bookmarkStart w:id="17" w:name="_Toc215749779"/>
       <w:r>
         <w:lastRenderedPageBreak/>
         <w:t>S</w:t>
@@ -6198,7 +6198,7 @@
       <w:pPr>
         <w:pStyle w:val="Titulosgenerales"/>
       </w:pPr>
-      <w:bookmarkStart w:id="18" w:name="_Toc214878693"/>
+      <w:bookmarkStart w:id="18" w:name="_Toc215749780"/>
       <w:r>
         <w:lastRenderedPageBreak/>
         <w:t>Glosario</w:t>
@@ -6700,7 +6700,7 @@
       <w:pPr>
         <w:pStyle w:val="Titulosgenerales"/>
       </w:pPr>
-      <w:bookmarkStart w:id="19" w:name="_Toc214878694"/>
+      <w:bookmarkStart w:id="19" w:name="_Toc215749781"/>
       <w:r>
         <w:lastRenderedPageBreak/>
         <w:t>Material complementario</w:t>
@@ -7007,7 +7007,7 @@
       <w:pPr>
         <w:pStyle w:val="Titulosgenerales"/>
       </w:pPr>
-      <w:bookmarkStart w:id="20" w:name="_Toc214878695"/>
+      <w:bookmarkStart w:id="20" w:name="_Toc215749782"/>
       <w:r>
         <w:lastRenderedPageBreak/>
         <w:t>Referencias bibliográficas</w:t>
@@ -7356,20 +7356,9 @@
     </w:p>
     <w:p>
       <w:pPr>
-        <w:pStyle w:val="Normal0"/>
-        <w:ind w:firstLine="708"/>
-        <w:rPr>
-          <w:rFonts w:asciiTheme="minorHAnsi" w:hAnsiTheme="minorHAnsi" w:cstheme="minorHAnsi"/>
-          <w:sz w:val="28"/>
-          <w:szCs w:val="28"/>
-        </w:rPr>
-      </w:pPr>
-    </w:p>
-    <w:p>
-      <w:pPr>
         <w:pStyle w:val="Titulosgenerales"/>
       </w:pPr>
-      <w:bookmarkStart w:id="21" w:name="_Toc214878696"/>
+      <w:bookmarkStart w:id="21" w:name="_Toc215749783"/>
       <w:r>
         <w:lastRenderedPageBreak/>
         <w:t>C</w:t>
@@ -13951,21 +13940,6 @@
 </file>
 
 <file path=customXml/item1.xml><?xml version="1.0" encoding="utf-8"?>
-<p:properties xmlns:p="http://schemas.microsoft.com/office/2006/metadata/properties" xmlns:xsi="http://www.w3.org/2001/XMLSchema-instance" xmlns:pc="http://schemas.microsoft.com/office/infopath/2007/PartnerControls">
-  <documentManagement>
-    <TaxCatchAll xmlns="adccf511-daff-4bcb-9072-914cedbf4c7e" xsi:nil="true"/>
-    <lcf76f155ced4ddcb4097134ff3c332f xmlns="a70d3c18-0869-45a1-9f75-4b4b8f0f32be">
-      <Terms xmlns="http://schemas.microsoft.com/office/infopath/2007/PartnerControls"/>
-    </lcf76f155ced4ddcb4097134ff3c332f>
-  </documentManagement>
-</p:properties>
-</file>
-
-<file path=customXml/item2.xml><?xml version="1.0" encoding="utf-8"?>
-<b:Sources xmlns:b="http://schemas.openxmlformats.org/officeDocument/2006/bibliography" xmlns="http://schemas.openxmlformats.org/officeDocument/2006/bibliography" SelectedStyle="\APASixthEditionOfficeOnline.xsl" StyleName="APA" Version="6"/>
-</file>
-
-<file path=customXml/item3.xml><?xml version="1.0" encoding="utf-8"?>
 <ct:contentTypeSchema xmlns:ct="http://schemas.microsoft.com/office/2006/metadata/contentType" xmlns:ma="http://schemas.microsoft.com/office/2006/metadata/properties/metaAttributes" ct:_="" ma:_="" ma:contentTypeName="Documento" ma:contentTypeID="0x010100FC2B1768DD5A774EB396CCAB0DE361C1" ma:contentTypeVersion="12" ma:contentTypeDescription="Crear nuevo documento." ma:contentTypeScope="" ma:versionID="d4a546b22d2924edabf51241cf3422b8">
   <xsd:schema xmlns:xsd="http://www.w3.org/2001/XMLSchema" xmlns:xs="http://www.w3.org/2001/XMLSchema" xmlns:p="http://schemas.microsoft.com/office/2006/metadata/properties" xmlns:ns2="a70d3c18-0869-45a1-9f75-4b4b8f0f32be" xmlns:ns3="adccf511-daff-4bcb-9072-914cedbf4c7e" targetNamespace="http://schemas.microsoft.com/office/2006/metadata/properties" ma:root="true" ma:fieldsID="e29002b2d9ca820e89c57fc59ec70c79" ns2:_="" ns3:_="">
     <xsd:import namespace="a70d3c18-0869-45a1-9f75-4b4b8f0f32be"/>
@@ -14166,6 +14140,21 @@
 </ct:contentTypeSchema>
 </file>
 
+<file path=customXml/item2.xml><?xml version="1.0" encoding="utf-8"?>
+<b:Sources xmlns:b="http://schemas.openxmlformats.org/officeDocument/2006/bibliography" xmlns="http://schemas.openxmlformats.org/officeDocument/2006/bibliography" SelectedStyle="\APASixthEditionOfficeOnline.xsl" StyleName="APA" Version="6"/>
+</file>
+
+<file path=customXml/item3.xml><?xml version="1.0" encoding="utf-8"?>
+<p:properties xmlns:p="http://schemas.microsoft.com/office/2006/metadata/properties" xmlns:xsi="http://www.w3.org/2001/XMLSchema-instance" xmlns:pc="http://schemas.microsoft.com/office/infopath/2007/PartnerControls">
+  <documentManagement>
+    <TaxCatchAll xmlns="adccf511-daff-4bcb-9072-914cedbf4c7e" xsi:nil="true"/>
+    <lcf76f155ced4ddcb4097134ff3c332f xmlns="a70d3c18-0869-45a1-9f75-4b4b8f0f32be">
+      <Terms xmlns="http://schemas.microsoft.com/office/infopath/2007/PartnerControls"/>
+    </lcf76f155ced4ddcb4097134ff3c332f>
+  </documentManagement>
+</p:properties>
+</file>
+
 <file path=customXml/item4.xml><?xml version="1.0" encoding="utf-8"?>
 <?mso-contentType ?>
 <FormTemplates xmlns="http://schemas.microsoft.com/sharepoint/v3/contenttype/forms">
@@ -14176,25 +14165,6 @@
 </file>
 
 <file path=customXml/itemProps1.xml><?xml version="1.0" encoding="utf-8"?>
-<ds:datastoreItem xmlns:ds="http://schemas.openxmlformats.org/officeDocument/2006/customXml" ds:itemID="{1145D752-ACC1-45E1-AB53-0C756F67FC7F}">
-  <ds:schemaRefs>
-    <ds:schemaRef ds:uri="http://schemas.microsoft.com/office/2006/metadata/properties"/>
-    <ds:schemaRef ds:uri="http://schemas.microsoft.com/office/infopath/2007/PartnerControls"/>
-    <ds:schemaRef ds:uri="adccf511-daff-4bcb-9072-914cedbf4c7e"/>
-    <ds:schemaRef ds:uri="a70d3c18-0869-45a1-9f75-4b4b8f0f32be"/>
-  </ds:schemaRefs>
-</ds:datastoreItem>
-</file>
-
-<file path=customXml/itemProps2.xml><?xml version="1.0" encoding="utf-8"?>
-<ds:datastoreItem xmlns:ds="http://schemas.openxmlformats.org/officeDocument/2006/customXml" ds:itemID="{E8AB44A3-7C62-4BD2-82ED-8ABC209970FA}">
-  <ds:schemaRefs>
-    <ds:schemaRef ds:uri="http://schemas.openxmlformats.org/officeDocument/2006/bibliography"/>
-  </ds:schemaRefs>
-</ds:datastoreItem>
-</file>
-
-<file path=customXml/itemProps3.xml><?xml version="1.0" encoding="utf-8"?>
 <ds:datastoreItem xmlns:ds="http://schemas.openxmlformats.org/officeDocument/2006/customXml" ds:itemID="{996434B9-CC1E-4468-A086-AA07C2AF1350}">
   <ds:schemaRefs>
     <ds:schemaRef ds:uri="http://schemas.microsoft.com/office/2006/metadata/contentType"/>
@@ -14213,6 +14183,25 @@
 </ds:datastoreItem>
 </file>
 
+<file path=customXml/itemProps2.xml><?xml version="1.0" encoding="utf-8"?>
+<ds:datastoreItem xmlns:ds="http://schemas.openxmlformats.org/officeDocument/2006/customXml" ds:itemID="{E8AB44A3-7C62-4BD2-82ED-8ABC209970FA}">
+  <ds:schemaRefs>
+    <ds:schemaRef ds:uri="http://schemas.openxmlformats.org/officeDocument/2006/bibliography"/>
+  </ds:schemaRefs>
+</ds:datastoreItem>
+</file>
+
+<file path=customXml/itemProps3.xml><?xml version="1.0" encoding="utf-8"?>
+<ds:datastoreItem xmlns:ds="http://schemas.openxmlformats.org/officeDocument/2006/customXml" ds:itemID="{1145D752-ACC1-45E1-AB53-0C756F67FC7F}">
+  <ds:schemaRefs>
+    <ds:schemaRef ds:uri="http://schemas.microsoft.com/office/2006/metadata/properties"/>
+    <ds:schemaRef ds:uri="http://schemas.microsoft.com/office/infopath/2007/PartnerControls"/>
+    <ds:schemaRef ds:uri="adccf511-daff-4bcb-9072-914cedbf4c7e"/>
+    <ds:schemaRef ds:uri="a70d3c18-0869-45a1-9f75-4b4b8f0f32be"/>
+  </ds:schemaRefs>
+</ds:datastoreItem>
+</file>
+
 <file path=customXml/itemProps4.xml><?xml version="1.0" encoding="utf-8"?>
 <ds:datastoreItem xmlns:ds="http://schemas.openxmlformats.org/officeDocument/2006/customXml" ds:itemID="{81CBDEC1-3B00-44ED-AD36-0268077980BA}">
   <ds:schemaRefs>
